--- a/zht/docx/13.content.docx
+++ b/zht/docx/13.content.docx
@@ -136,13 +136,6 @@
         <w:rPr>
           <w:lang w:val="zh_TW" w:bidi="zh_TW"/>
         </w:rPr>
-      </w:r>
-      <w:r>
-        <w:rPr>
-          <w:i/>
-          <w:lang w:val="zh_TW" w:bidi="zh_TW"/>
-        </w:rPr>
-        <w:t>歷代志上 1:10, 歷代志上 1:19, 歷代志上 1:43, 歷代志上 2:3, 歷代志上 2:7, 歷代志上 2:13–14, 歷代志上 3:4, 歷代志上 3:16, 歷代志上 4:9–10, 歷代志上 4:10, 歷代志上 4:27, 歷代志上 4:39–40, 歷代志上 5:1, 歷代志上 5:2, 歷代志上 5:6, 歷代志上 5:18, 歷代志上 5:20, 歷代志上 5:22, 歷代志上 5:23–24, 歷代志上 5:25–26, 歷代志上 6:15, 歷代志上 6:31, 歷代志上 6:32, 歷代志上 6:48, 歷代志上 6:49, 歷代志上 6:49 (#2), 歷代志上 6:64–65, 歷代志上 7:2, 歷代志上 7:5, 歷代志上 7:6–7, 歷代志上 7:14, 歷代志上 7:21–22, 歷代志上 7:23, 歷代志上 7:27, 歷代志上 7:28, 歷代志上 7:40, 歷代志上 8:6, 歷代志上 8:13, 歷代志上 8:28, 歷代志上 8:32, 歷代志上 8:33, 歷代志上 8:39–40, 歷代志上 9:1, 歷代志上 9:1 (#2), 歷代志上 9:2, 歷代志上 9:11, 歷代志上 9:13, 歷代志上 9:17–18, 歷代志上 9:19, 歷代志上 9:21, 歷代志上 9:22–24, 歷代志上 9:26–27, 歷代志上 9:28–29, 歷代志上 9:32, 歷代志上 9:33, 歷代志上 10:1–2, 歷代志上 10:4, 歷代志上 10:4 (#2), 歷代志上 10:5, 歷代志上 10:7, 歷代志上 10:9–10, 歷代志上 10:11–12, 歷代志上 10:13–14, 歷代志上 10:14, 歷代志上 11:1–3, 歷代志上 11:4–6, 歷代志上 11:7–9, 歷代志上 11:11, 歷代志上 11:12–14, 歷代志上 11:17, 歷代志上 11:18, 歷代志上 11:19, 歷代志上 11:20–21, 歷代志上 11:22–23, 歷代志上 11:24–25, 歷代志上 11:26, 歷代志上 12:1–2, 歷代志上 12:8, 歷代志上 12:14–15, 歷代志上 12:16–17, 歷代志上 12:18, 歷代志上 12:19, 歷代志上 12:21, 歷代志上 12:23, 歷代志上 12:28, 歷代志上 12:32, 歷代志上 12:38, 歷代志上 12:39, 歷代志上 13:1–2, 歷代志上 13:2–4, 歷代志上 13:7–8, 歷代志上 13:9, 歷代志上 13:11, 歷代志上 13:12–13, 歷代志上 13:14, 歷代志上 14:1–2, 歷代志上 14:3, 歷代志上 14:8, 歷代志上 14:10, 歷代志上 14:12, 歷代志上 14:13–14, 歷代志上 14:15, 歷代志上 14:17, 歷代志上 15:2, 歷代志上 15:3, 歷代志上 15:4, 歷代志上 15:12, 歷代志上 15:14, 歷代志上 15:15, 歷代志上 15:16, 歷代志上 15:26, 歷代志上 15:27, 歷代志上 15:28, 歷代志上 15:29, 歷代志上 16:1, 歷代志上 16:2–3, 歷代志上 16:4, 歷代志上 16:7, 歷代志上 16:9, 歷代志上 16:10–11, 歷代志上 16:12–14, 歷代志上 16:15–16, 歷代志上 16:18, 歷代志上 16:19–21, 歷代志上 16:23–24, 歷代志上 16:25–26, 歷代志上 16:28, 歷代志上 16:31, 歷代志上 16:33, 歷代志上 16:35, 歷代志上 16:36, 歷代志上 16:40, 歷代志上 16:43, 歷代志上 17:1, 歷代志上 17:3, 歷代志上 17:7, 歷代志上 17:8, 歷代志上 17:9, 歷代志上 17:11–12, 歷代志上 17:14, 歷代志上 17:17–18, 歷代志上 17:21, 歷代志上 17:23, 歷代志上 17:26–27, 歷代志上 18:1–2, 歷代志上 18:3–4, 歷代志上 18:5–6, 歷代志上 18:8, 歷代志上 18:9–11, 歷代志上 18:12–13, 歷代志上 18:17, 歷代志上 19:1–2, 歷代志上 19:3, 歷代志上 19:4–5, 歷代志上 19:6–7, 歷代志上 19:8, 歷代志上 19:10–11, 歷代志上 19:12–13, 歷代志上 19:14–15, 歷代志上 19:16–17, 歷代志上 19:18–19, 歷代志上 20:1, 歷代志上 20:2–3, 歷代志上 20:6–8, 歷代志上 21:1–2, 歷代志上 21:3, 歷代志上 21:4–5, 歷代志上 21:7, 歷代志上 21:8, 歷代志上 21:9–10, 歷代志上 21:11–12, 歷代志上 21:13, 歷代志上 21:14–15, 歷代志上 21:16–17, 歷代志上 21:18–19, 歷代志上 21:20, 歷代志上 21:21–22, 歷代志上 21:23–24, 歷代志上 21:25–27, 歷代志上 21:29–30, 歷代志上 22:1–2, 歷代志上 22:3–5, 歷代志上 22:6–8, 歷代志上 22:9–10, 歷代志上 22:13, 歷代志上 22:14, 歷代志上 22:19, 歷代志上 23:1–3, 歷代志上 23:4–6, 歷代志上 23:13, 歷代志上 23:25–26, 歷代志上 23:30–31, 歷代志上 24:5, 歷代志上 24:19, 歷代志上 24:31, 歷代志上 25:1, 歷代志上 25:3, 歷代志上 25:3 (#2), 歷代志上 25:8, 歷代志上 26:8, 歷代志上 26:10, 歷代志上 26:12, 歷代志上 26:15, 歷代志上 26:20, 歷代志上 26:27, 歷代志上 26:29, 歷代志上 27:1, 歷代志上 27:1 (#2), 歷代志上 27:23, 歷代志上 27:25, 歷代志上 27:28, 歷代志上 27:32, 歷代志上 28:3, 歷代志上 28:5, 歷代志上 28:7, 歷代志上 28:8, 歷代志上 28:9, 歷代志上 28:9 (#2), 歷代志上 28:12, 歷代志上 28:13, 歷代志上 28:19, 歷代志上 28:20, 歷代志上 28:21, 歷代志上 29:1, 歷代志上 29:3, 歷代志上 29:6, 歷代志上 29:9, 歷代志上 29:11, 歷代志上 29:12, 歷代志上 29:14, 歷代志上 29:17, 歷代志上 29:17 (#2), 歷代志上 29:20, 歷代志上 29:22, 歷代志上 29:25, 歷代志上 29:28, 歷代志上 29:30</w:t>
       </w:r>
       <w:r>
         <w:rPr>

--- a/zht/docx/13.content.docx
+++ b/zht/docx/13.content.docx
@@ -123,19 +123,6 @@
           <w:lang w:val="zh_TW" w:bidi="zh_TW"/>
         </w:rPr>
         <w:t>1CH</w:t>
-      </w:r>
-      <w:r>
-        <w:rPr>
-          <w:lang w:val="zh_TW" w:bidi="zh_TW"/>
-        </w:rPr>
-      </w:r>
-    </w:p>
-    <w:p>
-      <w:pPr/>
-      <w:r>
-        <w:rPr>
-          <w:lang w:val="zh_TW" w:bidi="zh_TW"/>
-        </w:rPr>
       </w:r>
       <w:r>
         <w:rPr>

--- a/zht/docx/13.content.docx
+++ b/zht/docx/13.content.docx
@@ -19,7 +19,7 @@
         <w:rPr>
           <w:lang w:val="zh_TW" w:bidi="zh_TW"/>
         </w:rPr>
-        <w:t>Resource: 翻譯問題 (unfoldingWord)</w:t>
+        <w:t>Resource: unfoldingWord® Translation Questions</w:t>
       </w:r>
       <w:r>
         <w:rPr>
@@ -85,7 +85,7 @@
         <w:rPr>
           <w:lang w:val="zh_TW" w:bidi="zh_TW"/>
         </w:rPr>
-        <w:t>翻譯問題 (unfoldingWord)</w:t>
+        <w:t>unfoldingWord® Translation Questions</w:t>
       </w:r>
     </w:p>
     <w:p>
